--- a/LSNDP_Frontier_AI_Paper.docx
+++ b/LSNDP_Frontier_AI_Paper.docx
@@ -5224,6 +5224,57 @@
     </w:p>
     <w:p>
       <w:pPr>
+        <w:spacing w:after="200"/>
+      </w:pPr>
+      <w:r>
+        <w:rPr>
+          <w:noProof/>
+        </w:rPr>
+        <w:drawing>
+          <wp:inline distT="0" distB="0" distL="0" distR="0" wp14:anchorId="356A64FB" wp14:editId="455C458E">
+            <wp:extent cx="5943600" cy="4695190"/>
+            <wp:effectExtent l="0" t="0" r="0" b="3810"/>
+            <wp:docPr id="409006734" name="Picture 5"/>
+            <wp:cNvGraphicFramePr>
+              <a:graphicFrameLocks xmlns:a="http://schemas.openxmlformats.org/drawingml/2006/main" noChangeAspect="1"/>
+            </wp:cNvGraphicFramePr>
+            <a:graphic xmlns:a="http://schemas.openxmlformats.org/drawingml/2006/main">
+              <a:graphicData uri="http://schemas.openxmlformats.org/drawingml/2006/picture">
+                <pic:pic xmlns:pic="http://schemas.openxmlformats.org/drawingml/2006/picture">
+                  <pic:nvPicPr>
+                    <pic:cNvPr id="409006734" name="Picture 409006734"/>
+                    <pic:cNvPicPr/>
+                  </pic:nvPicPr>
+                  <pic:blipFill>
+                    <a:blip r:embed="rId11">
+                      <a:extLst>
+                        <a:ext uri="{28A0092B-C50C-407E-A947-70E740481C1C}">
+                          <a14:useLocalDpi xmlns:a14="http://schemas.microsoft.com/office/drawing/2010/main" val="0"/>
+                        </a:ext>
+                      </a:extLst>
+                    </a:blip>
+                    <a:stretch>
+                      <a:fillRect/>
+                    </a:stretch>
+                  </pic:blipFill>
+                  <pic:spPr>
+                    <a:xfrm>
+                      <a:off x="0" y="0"/>
+                      <a:ext cx="5943600" cy="4695190"/>
+                    </a:xfrm>
+                    <a:prstGeom prst="rect">
+                      <a:avLst/>
+                    </a:prstGeom>
+                  </pic:spPr>
+                </pic:pic>
+              </a:graphicData>
+            </a:graphic>
+          </wp:inline>
+        </w:drawing>
+      </w:r>
+    </w:p>
+    <w:p>
+      <w:pPr>
         <w:pStyle w:val="Heading2"/>
       </w:pPr>
       <w:r>
@@ -6235,6 +6286,7 @@
                 <w:sz w:val="20"/>
                 <w:szCs w:val="20"/>
               </w:rPr>
+              <w:lastRenderedPageBreak/>
               <w:t>Layer 3</w:t>
             </w:r>
           </w:p>
@@ -7790,11 +7842,7 @@
       </w:r>
       <w:proofErr w:type="spellEnd"/>
       <w:r>
-        <w:t xml:space="preserve"> framework with LINERLIB evaluator. Define program skeletons for construction heuristic, destroy operator, and </w:t>
-      </w:r>
-      <w:r>
-        <w:lastRenderedPageBreak/>
-        <w:t>assignment rule. Run evolution campaigns on Baltic/WAF/Mediterranean; validate on Pacific/</w:t>
+        <w:t xml:space="preserve"> framework with LINERLIB evaluator. Define program skeletons for construction heuristic, destroy operator, and assignment rule. Run evolution campaigns on Baltic/WAF/Mediterranean; validate on Pacific/</w:t>
       </w:r>
       <w:proofErr w:type="spellStart"/>
       <w:r>
@@ -7887,7 +7935,11 @@
         <w:spacing w:after="200"/>
       </w:pPr>
       <w:r>
-        <w:t>Deep reinforcement learning has shown remarkable success in games and simple combinatorial problems. However, LSNDP presents challenges that current DRL architectures are not designed to handle. The action space is variable and structured — designing a cyclic route requires considering cycle closure, vessel feasibility, and network-wide cargo flow effects. The reward signal is expensive (requires an LP solve per action). Hard constraints (draft, canal, capacity) are difficult to enforce in policy gradient methods. Jin et al.’s (2024) RL approach confirms this: they use RL only for network design, relying on a heuristic for cargo routing.</w:t>
+        <w:t xml:space="preserve">Deep reinforcement learning has shown remarkable success in games and simple combinatorial problems. However, LSNDP presents challenges that current DRL architectures are not </w:t>
+      </w:r>
+      <w:r>
+        <w:lastRenderedPageBreak/>
+        <w:t>designed to handle. The action space is variable and structured — designing a cyclic route requires considering cycle closure, vessel feasibility, and network-wide cargo flow effects. The reward signal is expensive (requires an LP solve per action). Hard constraints (draft, canal, capacity) are difficult to enforce in policy gradient methods. Jin et al.’s (2024) RL approach confirms this: they use RL only for network design, relying on a heuristic for cargo routing.</w:t>
       </w:r>
     </w:p>
     <w:p>
@@ -7994,7 +8046,6 @@
         <w:spacing w:after="80"/>
       </w:pPr>
       <w:r>
-        <w:lastRenderedPageBreak/>
         <w:t>Can the Critic agent’s recommendations be reliably translated into valid network modifications, or is a more structured interface needed?</w:t>
       </w:r>
     </w:p>
@@ -8077,7 +8128,11 @@
       </w:r>
       <w:proofErr w:type="spellEnd"/>
       <w:r>
-        <w:t xml:space="preserve"> et al. (2023) surveyed GNN applications. POMO-CG (2025) demonstrated RL-based pricing. </w:t>
+        <w:t xml:space="preserve"> et al. (2023) surveyed GNN applications. POMO-CG </w:t>
+      </w:r>
+      <w:r>
+        <w:lastRenderedPageBreak/>
+        <w:t xml:space="preserve">(2025) demonstrated RL-based pricing. </w:t>
       </w:r>
       <w:proofErr w:type="spellStart"/>
       <w:r>
@@ -8212,7 +8267,6 @@
         <w:pStyle w:val="Heading1"/>
       </w:pPr>
       <w:r>
-        <w:lastRenderedPageBreak/>
         <w:t>References</w:t>
       </w:r>
     </w:p>
@@ -8595,6 +8649,7 @@
           <w:sz w:val="20"/>
           <w:szCs w:val="20"/>
         </w:rPr>
+        <w:lastRenderedPageBreak/>
         <w:t>[9</w:t>
       </w:r>
       <w:proofErr w:type="gramStart"/>
@@ -8792,8 +8847,8 @@
       </w:r>
     </w:p>
     <w:sectPr>
-      <w:headerReference w:type="default" r:id="rId11"/>
-      <w:footerReference w:type="default" r:id="rId12"/>
+      <w:headerReference w:type="default" r:id="rId12"/>
+      <w:footerReference w:type="default" r:id="rId13"/>
       <w:pgSz w:w="12240" w:h="15840"/>
       <w:pgMar w:top="1440" w:right="1440" w:bottom="1440" w:left="1440" w:header="708" w:footer="708" w:gutter="0"/>
       <w:cols w:space="720"/>
